--- a/Project Descriptions.docx
+++ b/Project Descriptions.docx
@@ -187,7 +187,13 @@
         </w:numPr>
       </w:pPr>
       <w:r>
-        <w:t>June 10–12: Setup &amp; training</w:t>
+        <w:t>June 1</w:t>
+      </w:r>
+      <w:r>
+        <w:t>1</w:t>
+      </w:r>
+      <w:r>
+        <w:t>–12: Setup &amp; training</w:t>
       </w:r>
     </w:p>
     <w:p>
@@ -732,7 +738,25 @@
           <w:lang w:eastAsia="en-GB"/>
           <w14:ligatures w14:val="none"/>
         </w:rPr>
-        <w:t>June 10–13: Typing game + data logging</w:t>
+        <w:t>June 1</w:t>
+      </w:r>
+      <w:r>
+        <w:rPr>
+          <w:rFonts w:asciiTheme="majorHAnsi" w:eastAsia="Times New Roman" w:hAnsiTheme="majorHAnsi" w:cs="Times New Roman"/>
+          <w:kern w:val="0"/>
+          <w:lang w:eastAsia="en-GB"/>
+          <w14:ligatures w14:val="none"/>
+        </w:rPr>
+        <w:t>1</w:t>
+      </w:r>
+      <w:r>
+        <w:rPr>
+          <w:rFonts w:asciiTheme="majorHAnsi" w:eastAsia="Times New Roman" w:hAnsiTheme="majorHAnsi" w:cs="Times New Roman"/>
+          <w:kern w:val="0"/>
+          <w:lang w:eastAsia="en-GB"/>
+          <w14:ligatures w14:val="none"/>
+        </w:rPr>
+        <w:t>–13: Typing game + data logging</w:t>
       </w:r>
     </w:p>
     <w:p>
@@ -1101,7 +1125,13 @@
         </w:numPr>
       </w:pPr>
       <w:r>
-        <w:t>June 10–14: Build frontend and model integration</w:t>
+        <w:t>June 1</w:t>
+      </w:r>
+      <w:r>
+        <w:t>1</w:t>
+      </w:r>
+      <w:r>
+        <w:t>–14: Build frontend and model integration</w:t>
       </w:r>
     </w:p>
     <w:p>
@@ -1368,7 +1398,13 @@
         </w:numPr>
       </w:pPr>
       <w:r>
-        <w:t>June 10–13: Build vulnerable form</w:t>
+        <w:t>June 1</w:t>
+      </w:r>
+      <w:r>
+        <w:t>1</w:t>
+      </w:r>
+      <w:r>
+        <w:t>–13: Build vulnerable form</w:t>
       </w:r>
     </w:p>
     <w:p>
@@ -1610,7 +1646,13 @@
         </w:numPr>
       </w:pPr>
       <w:r>
-        <w:t>June 10–12: Core encrypt/decrypt logic</w:t>
+        <w:t>June 1</w:t>
+      </w:r>
+      <w:r>
+        <w:t>1</w:t>
+      </w:r>
+      <w:r>
+        <w:t>–12: Core encrypt/decrypt logic</w:t>
       </w:r>
     </w:p>
     <w:p>
@@ -1864,7 +1906,13 @@
         </w:numPr>
       </w:pPr>
       <w:r>
-        <w:t>June 10–14: UI + logic</w:t>
+        <w:t>June 1</w:t>
+      </w:r>
+      <w:r>
+        <w:t>1</w:t>
+      </w:r>
+      <w:r>
+        <w:t>–14: UI + logic</w:t>
       </w:r>
     </w:p>
     <w:p>
@@ -2121,7 +2169,13 @@
         </w:numPr>
       </w:pPr>
       <w:r>
-        <w:t>June 10–12: Basic game setup</w:t>
+        <w:t>June 1</w:t>
+      </w:r>
+      <w:r>
+        <w:t>1</w:t>
+      </w:r>
+      <w:r>
+        <w:t>–12: Basic game setup</w:t>
       </w:r>
     </w:p>
     <w:p>
@@ -2375,7 +2429,13 @@
         </w:numPr>
       </w:pPr>
       <w:r>
-        <w:t>June 10–14: Build full game</w:t>
+        <w:t>June 1</w:t>
+      </w:r>
+      <w:r>
+        <w:t>1</w:t>
+      </w:r>
+      <w:r>
+        <w:t>–14: Build full game</w:t>
       </w:r>
     </w:p>
     <w:p>
@@ -2641,7 +2701,13 @@
         </w:numPr>
       </w:pPr>
       <w:r>
-        <w:t>June 10–13: Basic game</w:t>
+        <w:t>June 1</w:t>
+      </w:r>
+      <w:r>
+        <w:t>1</w:t>
+      </w:r>
+      <w:r>
+        <w:t>–13: Basic game</w:t>
       </w:r>
     </w:p>
     <w:p>
